--- a/tillsyn/A 2215-2025 tillsynsbegäran.docx
+++ b/tillsyn/A 2215-2025 tillsynsbegäran.docx
@@ -472,7 +472,7 @@
     <w:r>
       <w:tab/>
       <w:tab/>
-      <w:t>2025-01-30</w:t>
+      <w:t>2025-01-31</w:t>
       <w:br/>
       <w:br/>
     </w:r>

--- a/tillsyn/A 2215-2025 tillsynsbegäran.docx
+++ b/tillsyn/A 2215-2025 tillsynsbegäran.docx
@@ -472,7 +472,7 @@
     <w:r>
       <w:tab/>
       <w:tab/>
-      <w:t>2025-01-31</w:t>
+      <w:t>2025-02-02</w:t>
       <w:br/>
       <w:br/>
     </w:r>

--- a/tillsyn/A 2215-2025 tillsynsbegäran.docx
+++ b/tillsyn/A 2215-2025 tillsynsbegäran.docx
@@ -472,7 +472,7 @@
     <w:r>
       <w:tab/>
       <w:tab/>
-      <w:t>2025-02-02</w:t>
+      <w:t>2025-02-03</w:t>
       <w:br/>
       <w:br/>
     </w:r>

--- a/tillsyn/A 2215-2025 tillsynsbegäran.docx
+++ b/tillsyn/A 2215-2025 tillsynsbegäran.docx
@@ -472,7 +472,7 @@
     <w:r>
       <w:tab/>
       <w:tab/>
-      <w:t>2025-02-03</w:t>
+      <w:t>2025-02-04</w:t>
       <w:br/>
       <w:br/>
     </w:r>

--- a/tillsyn/A 2215-2025 tillsynsbegäran.docx
+++ b/tillsyn/A 2215-2025 tillsynsbegäran.docx
@@ -472,7 +472,7 @@
     <w:r>
       <w:tab/>
       <w:tab/>
-      <w:t>2025-02-04</w:t>
+      <w:t>2025-02-05</w:t>
       <w:br/>
       <w:br/>
     </w:r>

--- a/tillsyn/A 2215-2025 tillsynsbegäran.docx
+++ b/tillsyn/A 2215-2025 tillsynsbegäran.docx
@@ -472,7 +472,7 @@
     <w:r>
       <w:tab/>
       <w:tab/>
-      <w:t>2025-02-05</w:t>
+      <w:t>2025-02-06</w:t>
       <w:br/>
       <w:br/>
     </w:r>

--- a/tillsyn/A 2215-2025 tillsynsbegäran.docx
+++ b/tillsyn/A 2215-2025 tillsynsbegäran.docx
@@ -472,7 +472,7 @@
     <w:r>
       <w:tab/>
       <w:tab/>
-      <w:t>2025-02-06</w:t>
+      <w:t>2025-02-07</w:t>
       <w:br/>
       <w:br/>
     </w:r>

--- a/tillsyn/A 2215-2025 tillsynsbegäran.docx
+++ b/tillsyn/A 2215-2025 tillsynsbegäran.docx
@@ -472,7 +472,7 @@
     <w:r>
       <w:tab/>
       <w:tab/>
-      <w:t>2025-02-07</w:t>
+      <w:t>2025-02-08</w:t>
       <w:br/>
       <w:br/>
     </w:r>

--- a/tillsyn/A 2215-2025 tillsynsbegäran.docx
+++ b/tillsyn/A 2215-2025 tillsynsbegäran.docx
@@ -472,7 +472,7 @@
     <w:r>
       <w:tab/>
       <w:tab/>
-      <w:t>2025-02-08</w:t>
+      <w:t>2025-02-09</w:t>
       <w:br/>
       <w:br/>
     </w:r>

--- a/tillsyn/A 2215-2025 tillsynsbegäran.docx
+++ b/tillsyn/A 2215-2025 tillsynsbegäran.docx
@@ -35,7 +35,7 @@
     </w:p>
     <w:p>
       <w:r>
-        <w:t>I avverkningsanmälan har följande 7 naturvårdsarter hittats: knärot (VU, §8), grönhjon (NT), tallticka (NT), granbarkgnagare (S), sårläka (S), mattlummer (§9) och revlummer (§9). Av dessa är 3 rödlistade. För rödlistade arter har rödlistekategorin angivits inom parentes. Arter som är signalarter enligt Skogsstyrelsen har markerats med (S). För fridlysta arter anges även paragrafen i Artskyddsförordningen som arten är fridlyst enligt.</w:t>
+        <w:t>I avverkningsanmälan har följande 15 naturvårdsarter hittats: knärot (VU, §8), grönhjon (NT), reliktbock (NT), spillkråka (NT, §4), tallticka (NT), björksplintborre (S), blåmossa (S), bronshjon (S), granbarkgnagare (S), stubbspretmossa (S), sårläka (S), thomsons trägnagare (S), vågbandad barkbock (S), mattlummer (§9) och revlummer (§9). Av dessa är 5 rödlistade. För rödlistade arter har rödlistekategorin angivits inom parentes. Arter som är signalarter enligt Skogsstyrelsen har markerats med (S). För fridlysta arter anges även paragrafen i Artskyddsförordningen som arten är fridlyst enligt.</w:t>
       </w:r>
     </w:p>
     <w:p>
@@ -50,7 +50,7 @@
       <w:r>
         <w:drawing>
           <wp:inline xmlns:a="http://schemas.openxmlformats.org/drawingml/2006/main" xmlns:pic="http://schemas.openxmlformats.org/drawingml/2006/picture">
-            <wp:extent cx="5486400" cy="5652387"/>
+            <wp:extent cx="5486400" cy="5493264"/>
             <wp:docPr id="1" name="Picture 1"/>
             <wp:cNvGraphicFramePr>
               <a:graphicFrameLocks noChangeAspect="1"/>
@@ -71,7 +71,7 @@
                   <pic:spPr>
                     <a:xfrm>
                       <a:off x="0" y="0"/>
-                      <a:ext cx="5486400" cy="5652387"/>
+                      <a:ext cx="5486400" cy="5493264"/>
                     </a:xfrm>
                     <a:prstGeom prst="rect"/>
                   </pic:spPr>
@@ -100,7 +100,21 @@
     </w:p>
     <w:p>
       <w:r>
-        <w:t>Följande fridlysta arter har sina livsmiljöer och växtplatser i den avverkningsanmälda skogen: knärot (VU, §8), mattlummer (§9) och revlummer (§9).</w:t>
+        <w:t>Följande fridlysta arter har sina livsmiljöer och växtplatser i den avverkningsanmälda skogen: knärot (VU, §8), spillkråka (NT, §4), mattlummer (§9) och revlummer (§9).</w:t>
+      </w:r>
+    </w:p>
+    <w:p>
+      <w:r>
+        <w:t xml:space="preserve">Observera att medlemsländerna är skyldiga att agera i enlighet med EU:s fågeldirektiv där det uttryckligen står att direktivet gäller för fåglar samt för deras ägg, bon och </w:t>
+      </w:r>
+      <w:r>
+        <w:rPr>
+          <w:b/>
+        </w:rPr>
+        <w:t xml:space="preserve">livsmiljöer </w:t>
+      </w:r>
+      <w:r>
+        <w:t>(artikel 1). Vidare att de åtgärder som vidtas inte får leda till en försämring av den nuvarande situationen beträffande bevarandet av de fågelarter som avses i artikel 1 (artikel 13). Fågeldirektivet är styrande för tillsynsansvariga myndigheters ärendehantering, ställningstaganden och beslutsfattande.</w:t>
       </w:r>
     </w:p>
     <w:p>
@@ -170,6 +184,17 @@
       <w:pPr>
         <w:pStyle w:val="Caption"/>
       </w:pPr>
+    </w:p>
+    <w:p>
+      <w:r>
+        <w:rPr>
+          <w:b/>
+        </w:rPr>
+        <w:t>Spillkråka (NT, §4)</w:t>
+      </w:r>
+      <w:r>
+        <w:t xml:space="preserve"> är rödlistad som nära hotad och ingår i bilaga 1 i EU:s fågeldirektiv. Den minskar i population på grund av minskad tillgång på lämpliga bo- och födoträd och minskad födotillgång. Spillkråkans minskningstakt har uppgått till 19 (24–10) % under de senaste 15 åren. Minskningstakten för den svenska populationen bedöms vara nära gränsvärdet för Sårbar (VU) (A2bc). Skogsbruk med korta omloppstider och täta, homogena ungskogar utgör det största hotet, (SLU Artdatabanken, 2023).</w:t>
+      </w:r>
     </w:p>
     <w:p>
       <w:r>
@@ -344,6 +369,46 @@
         <w:t>SLU Artdatabanken, Uppsala</w:t>
       </w:r>
     </w:p>
+    <w:p>
+      <w:pPr>
+        <w:pStyle w:val="Heading1"/>
+      </w:pPr>
+      <w:r>
+        <w:t>Spillkråka – ekologi samt krav på livsmiljön</w:t>
+      </w:r>
+    </w:p>
+    <w:p>
+      <w:r>
+        <w:t>Spillkråka (NT) är rödlistad som nära hotad, fridlyst enligt §4 Artskyddsförordningen och ingår i bilaga 1 i EU:s fågeldirektiv. Spillkråka lever i både barr- och blandskog liksom i ren lövskog. De tätaste populationerna tenderar att finnas i äldre, variationsrik blandskog med gott om död ved och gamla träd.</w:t>
+      </w:r>
+    </w:p>
+    <w:p>
+      <w:r>
+        <w:t>Varje par utnyttjar 400–1000 hektar skog beroende på skogens kvalitet. En minskning av populationen pågår på grund av minskad tillgång på lämpliga bo- och födoträd och minskad födotillgång. Spillkråkans minskningstakt har uppgått till 19 (24–10) % under de senaste 15 åren. Minskningstakten för den svenska populationen bedöms vara nära gränsvärdet för Sårbar (VU) (A2bc). Skogsbruk med korta omloppstider och täta, homogena ungskogar utgör det största hotet (Artdatabanken 2023).</w:t>
+      </w:r>
+    </w:p>
+    <w:p>
+      <w:pPr>
+        <w:pStyle w:val="Heading2"/>
+      </w:pPr>
+      <w:r>
+        <w:t>Referenser – spillkråka</w:t>
+      </w:r>
+    </w:p>
+    <w:p>
+      <w:r>
+        <w:t xml:space="preserve">SLU Artdatabanken, 2021. </w:t>
+      </w:r>
+      <w:r>
+        <w:rPr>
+          <w:i/>
+        </w:rPr>
+        <w:t xml:space="preserve">Artfaktablad. Naturvård – artfakta. </w:t>
+      </w:r>
+      <w:r>
+        <w:t>SLU Artdatabanken, Uppsala</w:t>
+      </w:r>
+    </w:p>
     <w:sectPr>
       <w:headerReference w:type="even" r:id="rId8"/>
       <w:headerReference w:type="default" r:id="rId9"/>
@@ -472,7 +537,7 @@
     <w:r>
       <w:tab/>
       <w:tab/>
-      <w:t>2025-02-09</w:t>
+      <w:t>2025-02-10</w:t>
       <w:br/>
       <w:br/>
     </w:r>

--- a/tillsyn/A 2215-2025 tillsynsbegäran.docx
+++ b/tillsyn/A 2215-2025 tillsynsbegäran.docx
@@ -537,7 +537,7 @@
     <w:r>
       <w:tab/>
       <w:tab/>
-      <w:t>2025-02-10</w:t>
+      <w:t>2025-02-11</w:t>
       <w:br/>
       <w:br/>
     </w:r>

--- a/tillsyn/A 2215-2025 tillsynsbegäran.docx
+++ b/tillsyn/A 2215-2025 tillsynsbegäran.docx
@@ -537,7 +537,7 @@
     <w:r>
       <w:tab/>
       <w:tab/>
-      <w:t>2025-02-11</w:t>
+      <w:t>2025-02-12</w:t>
       <w:br/>
       <w:br/>
     </w:r>

--- a/tillsyn/A 2215-2025 tillsynsbegäran.docx
+++ b/tillsyn/A 2215-2025 tillsynsbegäran.docx
@@ -537,7 +537,7 @@
     <w:r>
       <w:tab/>
       <w:tab/>
-      <w:t>2025-02-12</w:t>
+      <w:t>2025-02-13</w:t>
       <w:br/>
       <w:br/>
     </w:r>

--- a/tillsyn/A 2215-2025 tillsynsbegäran.docx
+++ b/tillsyn/A 2215-2025 tillsynsbegäran.docx
@@ -537,7 +537,7 @@
     <w:r>
       <w:tab/>
       <w:tab/>
-      <w:t>2025-02-13</w:t>
+      <w:t>2025-02-14</w:t>
       <w:br/>
       <w:br/>
     </w:r>

--- a/tillsyn/A 2215-2025 tillsynsbegäran.docx
+++ b/tillsyn/A 2215-2025 tillsynsbegäran.docx
@@ -537,7 +537,7 @@
     <w:r>
       <w:tab/>
       <w:tab/>
-      <w:t>2025-02-14</w:t>
+      <w:t>2025-02-15</w:t>
       <w:br/>
       <w:br/>
     </w:r>

--- a/tillsyn/A 2215-2025 tillsynsbegäran.docx
+++ b/tillsyn/A 2215-2025 tillsynsbegäran.docx
@@ -537,7 +537,7 @@
     <w:r>
       <w:tab/>
       <w:tab/>
-      <w:t>2025-02-15</w:t>
+      <w:t>2025-02-16</w:t>
       <w:br/>
       <w:br/>
     </w:r>

--- a/tillsyn/A 2215-2025 tillsynsbegäran.docx
+++ b/tillsyn/A 2215-2025 tillsynsbegäran.docx
@@ -537,7 +537,7 @@
     <w:r>
       <w:tab/>
       <w:tab/>
-      <w:t>2025-02-16</w:t>
+      <w:t>2025-02-17</w:t>
       <w:br/>
       <w:br/>
     </w:r>

--- a/tillsyn/A 2215-2025 tillsynsbegäran.docx
+++ b/tillsyn/A 2215-2025 tillsynsbegäran.docx
@@ -537,7 +537,7 @@
     <w:r>
       <w:tab/>
       <w:tab/>
-      <w:t>2025-02-17</w:t>
+      <w:t>2025-02-18</w:t>
       <w:br/>
       <w:br/>
     </w:r>

--- a/tillsyn/A 2215-2025 tillsynsbegäran.docx
+++ b/tillsyn/A 2215-2025 tillsynsbegäran.docx
@@ -537,7 +537,7 @@
     <w:r>
       <w:tab/>
       <w:tab/>
-      <w:t>2025-02-18</w:t>
+      <w:t>2025-02-19</w:t>
       <w:br/>
       <w:br/>
     </w:r>

--- a/tillsyn/A 2215-2025 tillsynsbegäran.docx
+++ b/tillsyn/A 2215-2025 tillsynsbegäran.docx
@@ -537,7 +537,7 @@
     <w:r>
       <w:tab/>
       <w:tab/>
-      <w:t>2025-02-19</w:t>
+      <w:t>2025-02-20</w:t>
       <w:br/>
       <w:br/>
     </w:r>

--- a/tillsyn/A 2215-2025 tillsynsbegäran.docx
+++ b/tillsyn/A 2215-2025 tillsynsbegäran.docx
@@ -537,7 +537,7 @@
     <w:r>
       <w:tab/>
       <w:tab/>
-      <w:t>2025-02-20</w:t>
+      <w:t>2025-02-21</w:t>
       <w:br/>
       <w:br/>
     </w:r>

--- a/tillsyn/A 2215-2025 tillsynsbegäran.docx
+++ b/tillsyn/A 2215-2025 tillsynsbegäran.docx
@@ -537,7 +537,7 @@
     <w:r>
       <w:tab/>
       <w:tab/>
-      <w:t>2025-02-21</w:t>
+      <w:t>2025-02-22</w:t>
       <w:br/>
       <w:br/>
     </w:r>

--- a/tillsyn/A 2215-2025 tillsynsbegäran.docx
+++ b/tillsyn/A 2215-2025 tillsynsbegäran.docx
@@ -537,7 +537,7 @@
     <w:r>
       <w:tab/>
       <w:tab/>
-      <w:t>2025-02-22</w:t>
+      <w:t>2025-02-23</w:t>
       <w:br/>
       <w:br/>
     </w:r>

--- a/tillsyn/A 2215-2025 tillsynsbegäran.docx
+++ b/tillsyn/A 2215-2025 tillsynsbegäran.docx
@@ -35,7 +35,7 @@
     </w:p>
     <w:p>
       <w:r>
-        <w:t>I avverkningsanmälan har följande 15 naturvårdsarter hittats: knärot (VU, §8), grönhjon (NT), reliktbock (NT), spillkråka (NT, §4), tallticka (NT), björksplintborre (S), blåmossa (S), bronshjon (S), granbarkgnagare (S), stubbspretmossa (S), sårläka (S), thomsons trägnagare (S), vågbandad barkbock (S), mattlummer (§9) och revlummer (§9). Av dessa är 5 rödlistade. För rödlistade arter har rödlistekategorin angivits inom parentes. Arter som är signalarter enligt Skogsstyrelsen har markerats med (S). För fridlysta arter anges även paragrafen i Artskyddsförordningen som arten är fridlyst enligt.</w:t>
+        <w:t>I avverkningsanmälan har följande 16 naturvårdsarter hittats: hängticka (VU), knärot (VU, §8), grönhjon (NT), reliktbock (NT), spillkråka (NT, §4), tallticka (NT), björksplintborre (S), blåmossa (S), bronshjon (S), granbarkgnagare (S), stubbspretmossa (S), sårläka (S), thomsons trägnagare (S), vågbandad barkbock (S), mattlummer (§9) och revlummer (§9). Av dessa är 6 rödlistade. För rödlistade arter har rödlistekategorin angivits inom parentes. Arter som är signalarter enligt Skogsstyrelsen har markerats med (S). För fridlysta arter anges även paragrafen i Artskyddsförordningen som arten är fridlyst enligt.</w:t>
       </w:r>
     </w:p>
     <w:p>
@@ -537,7 +537,7 @@
     <w:r>
       <w:tab/>
       <w:tab/>
-      <w:t>2025-02-23</w:t>
+      <w:t>2025-02-24</w:t>
       <w:br/>
       <w:br/>
     </w:r>

--- a/tillsyn/A 2215-2025 tillsynsbegäran.docx
+++ b/tillsyn/A 2215-2025 tillsynsbegäran.docx
@@ -537,7 +537,7 @@
     <w:r>
       <w:tab/>
       <w:tab/>
-      <w:t>2025-02-24</w:t>
+      <w:t>2025-02-25</w:t>
       <w:br/>
       <w:br/>
     </w:r>

--- a/tillsyn/A 2215-2025 tillsynsbegäran.docx
+++ b/tillsyn/A 2215-2025 tillsynsbegäran.docx
@@ -537,7 +537,7 @@
     <w:r>
       <w:tab/>
       <w:tab/>
-      <w:t>2025-02-25</w:t>
+      <w:t>2025-02-26</w:t>
       <w:br/>
       <w:br/>
     </w:r>

--- a/tillsyn/A 2215-2025 tillsynsbegäran.docx
+++ b/tillsyn/A 2215-2025 tillsynsbegäran.docx
@@ -537,7 +537,7 @@
     <w:r>
       <w:tab/>
       <w:tab/>
-      <w:t>2025-02-26</w:t>
+      <w:t>2025-02-27</w:t>
       <w:br/>
       <w:br/>
     </w:r>

--- a/tillsyn/A 2215-2025 tillsynsbegäran.docx
+++ b/tillsyn/A 2215-2025 tillsynsbegäran.docx
@@ -537,7 +537,7 @@
     <w:r>
       <w:tab/>
       <w:tab/>
-      <w:t>2025-02-27</w:t>
+      <w:t>2025-02-28</w:t>
       <w:br/>
       <w:br/>
     </w:r>

--- a/tillsyn/A 2215-2025 tillsynsbegäran.docx
+++ b/tillsyn/A 2215-2025 tillsynsbegäran.docx
@@ -537,7 +537,7 @@
     <w:r>
       <w:tab/>
       <w:tab/>
-      <w:t>2025-02-28</w:t>
+      <w:t>2025-03-01</w:t>
       <w:br/>
       <w:br/>
     </w:r>

--- a/tillsyn/A 2215-2025 tillsynsbegäran.docx
+++ b/tillsyn/A 2215-2025 tillsynsbegäran.docx
@@ -537,7 +537,7 @@
     <w:r>
       <w:tab/>
       <w:tab/>
-      <w:t>2025-03-01</w:t>
+      <w:t>2025-03-02</w:t>
       <w:br/>
       <w:br/>
     </w:r>

--- a/tillsyn/A 2215-2025 tillsynsbegäran.docx
+++ b/tillsyn/A 2215-2025 tillsynsbegäran.docx
@@ -537,7 +537,7 @@
     <w:r>
       <w:tab/>
       <w:tab/>
-      <w:t>2025-03-02</w:t>
+      <w:t>2025-03-03</w:t>
       <w:br/>
       <w:br/>
     </w:r>

--- a/tillsyn/A 2215-2025 tillsynsbegäran.docx
+++ b/tillsyn/A 2215-2025 tillsynsbegäran.docx
@@ -537,7 +537,7 @@
     <w:r>
       <w:tab/>
       <w:tab/>
-      <w:t>2025-03-03</w:t>
+      <w:t>2025-03-04</w:t>
       <w:br/>
       <w:br/>
     </w:r>

--- a/tillsyn/A 2215-2025 tillsynsbegäran.docx
+++ b/tillsyn/A 2215-2025 tillsynsbegäran.docx
@@ -537,7 +537,7 @@
     <w:r>
       <w:tab/>
       <w:tab/>
-      <w:t>2025-03-04</w:t>
+      <w:t>2025-03-05</w:t>
       <w:br/>
       <w:br/>
     </w:r>

--- a/tillsyn/A 2215-2025 tillsynsbegäran.docx
+++ b/tillsyn/A 2215-2025 tillsynsbegäran.docx
@@ -537,7 +537,7 @@
     <w:r>
       <w:tab/>
       <w:tab/>
-      <w:t>2025-03-05</w:t>
+      <w:t>2025-03-06</w:t>
       <w:br/>
       <w:br/>
     </w:r>

--- a/tillsyn/A 2215-2025 tillsynsbegäran.docx
+++ b/tillsyn/A 2215-2025 tillsynsbegäran.docx
@@ -537,7 +537,7 @@
     <w:r>
       <w:tab/>
       <w:tab/>
-      <w:t>2025-03-06</w:t>
+      <w:t>2025-03-07</w:t>
       <w:br/>
       <w:br/>
     </w:r>

--- a/tillsyn/A 2215-2025 tillsynsbegäran.docx
+++ b/tillsyn/A 2215-2025 tillsynsbegäran.docx
@@ -537,7 +537,7 @@
     <w:r>
       <w:tab/>
       <w:tab/>
-      <w:t>2025-03-07</w:t>
+      <w:t>2025-03-08</w:t>
       <w:br/>
       <w:br/>
     </w:r>

--- a/tillsyn/A 2215-2025 tillsynsbegäran.docx
+++ b/tillsyn/A 2215-2025 tillsynsbegäran.docx
@@ -537,7 +537,7 @@
     <w:r>
       <w:tab/>
       <w:tab/>
-      <w:t>2025-03-08</w:t>
+      <w:t>2025-03-09</w:t>
       <w:br/>
       <w:br/>
     </w:r>

--- a/tillsyn/A 2215-2025 tillsynsbegäran.docx
+++ b/tillsyn/A 2215-2025 tillsynsbegäran.docx
@@ -537,7 +537,7 @@
     <w:r>
       <w:tab/>
       <w:tab/>
-      <w:t>2025-03-09</w:t>
+      <w:t>2025-03-10</w:t>
       <w:br/>
       <w:br/>
     </w:r>

--- a/tillsyn/A 2215-2025 tillsynsbegäran.docx
+++ b/tillsyn/A 2215-2025 tillsynsbegäran.docx
@@ -537,7 +537,7 @@
     <w:r>
       <w:tab/>
       <w:tab/>
-      <w:t>2025-03-10</w:t>
+      <w:t>2025-03-11</w:t>
       <w:br/>
       <w:br/>
     </w:r>

--- a/tillsyn/A 2215-2025 tillsynsbegäran.docx
+++ b/tillsyn/A 2215-2025 tillsynsbegäran.docx
@@ -537,7 +537,7 @@
     <w:r>
       <w:tab/>
       <w:tab/>
-      <w:t>2025-03-11</w:t>
+      <w:t>2025-03-12</w:t>
       <w:br/>
       <w:br/>
     </w:r>

--- a/tillsyn/A 2215-2025 tillsynsbegäran.docx
+++ b/tillsyn/A 2215-2025 tillsynsbegäran.docx
@@ -537,7 +537,7 @@
     <w:r>
       <w:tab/>
       <w:tab/>
-      <w:t>2025-03-12</w:t>
+      <w:t>2025-03-13</w:t>
       <w:br/>
       <w:br/>
     </w:r>

--- a/tillsyn/A 2215-2025 tillsynsbegäran.docx
+++ b/tillsyn/A 2215-2025 tillsynsbegäran.docx
@@ -537,7 +537,7 @@
     <w:r>
       <w:tab/>
       <w:tab/>
-      <w:t>2025-03-13</w:t>
+      <w:t>2025-03-14</w:t>
       <w:br/>
       <w:br/>
     </w:r>

--- a/tillsyn/A 2215-2025 tillsynsbegäran.docx
+++ b/tillsyn/A 2215-2025 tillsynsbegäran.docx
@@ -537,7 +537,7 @@
     <w:r>
       <w:tab/>
       <w:tab/>
-      <w:t>2025-03-14</w:t>
+      <w:t>2025-03-15</w:t>
       <w:br/>
       <w:br/>
     </w:r>

--- a/tillsyn/A 2215-2025 tillsynsbegäran.docx
+++ b/tillsyn/A 2215-2025 tillsynsbegäran.docx
@@ -537,7 +537,7 @@
     <w:r>
       <w:tab/>
       <w:tab/>
-      <w:t>2025-03-15</w:t>
+      <w:t>2025-03-16</w:t>
       <w:br/>
       <w:br/>
     </w:r>

--- a/tillsyn/A 2215-2025 tillsynsbegäran.docx
+++ b/tillsyn/A 2215-2025 tillsynsbegäran.docx
@@ -537,7 +537,7 @@
     <w:r>
       <w:tab/>
       <w:tab/>
-      <w:t>2025-03-16</w:t>
+      <w:t>2025-03-17</w:t>
       <w:br/>
       <w:br/>
     </w:r>

--- a/tillsyn/A 2215-2025 tillsynsbegäran.docx
+++ b/tillsyn/A 2215-2025 tillsynsbegäran.docx
@@ -537,7 +537,7 @@
     <w:r>
       <w:tab/>
       <w:tab/>
-      <w:t>2025-03-17</w:t>
+      <w:t>2025-03-18</w:t>
       <w:br/>
       <w:br/>
     </w:r>

--- a/tillsyn/A 2215-2025 tillsynsbegäran.docx
+++ b/tillsyn/A 2215-2025 tillsynsbegäran.docx
@@ -537,7 +537,7 @@
     <w:r>
       <w:tab/>
       <w:tab/>
-      <w:t>2025-03-18</w:t>
+      <w:t>2025-03-19</w:t>
       <w:br/>
       <w:br/>
     </w:r>

--- a/tillsyn/A 2215-2025 tillsynsbegäran.docx
+++ b/tillsyn/A 2215-2025 tillsynsbegäran.docx
@@ -537,7 +537,7 @@
     <w:r>
       <w:tab/>
       <w:tab/>
-      <w:t>2025-03-19</w:t>
+      <w:t>2025-03-20</w:t>
       <w:br/>
       <w:br/>
     </w:r>

--- a/tillsyn/A 2215-2025 tillsynsbegäran.docx
+++ b/tillsyn/A 2215-2025 tillsynsbegäran.docx
@@ -537,7 +537,7 @@
     <w:r>
       <w:tab/>
       <w:tab/>
-      <w:t>2025-03-20</w:t>
+      <w:t>2025-03-21</w:t>
       <w:br/>
       <w:br/>
     </w:r>

--- a/tillsyn/A 2215-2025 tillsynsbegäran.docx
+++ b/tillsyn/A 2215-2025 tillsynsbegäran.docx
@@ -537,7 +537,7 @@
     <w:r>
       <w:tab/>
       <w:tab/>
-      <w:t>2025-03-21</w:t>
+      <w:t>2025-03-22</w:t>
       <w:br/>
       <w:br/>
     </w:r>

--- a/tillsyn/A 2215-2025 tillsynsbegäran.docx
+++ b/tillsyn/A 2215-2025 tillsynsbegäran.docx
@@ -537,7 +537,7 @@
     <w:r>
       <w:tab/>
       <w:tab/>
-      <w:t>2025-03-22</w:t>
+      <w:t>2025-03-23</w:t>
       <w:br/>
       <w:br/>
     </w:r>

--- a/tillsyn/A 2215-2025 tillsynsbegäran.docx
+++ b/tillsyn/A 2215-2025 tillsynsbegäran.docx
@@ -537,7 +537,7 @@
     <w:r>
       <w:tab/>
       <w:tab/>
-      <w:t>2025-03-23</w:t>
+      <w:t>2025-03-24</w:t>
       <w:br/>
       <w:br/>
     </w:r>

--- a/tillsyn/A 2215-2025 tillsynsbegäran.docx
+++ b/tillsyn/A 2215-2025 tillsynsbegäran.docx
@@ -537,7 +537,7 @@
     <w:r>
       <w:tab/>
       <w:tab/>
-      <w:t>2025-03-24</w:t>
+      <w:t>2025-03-25</w:t>
       <w:br/>
       <w:br/>
     </w:r>

--- a/tillsyn/A 2215-2025 tillsynsbegäran.docx
+++ b/tillsyn/A 2215-2025 tillsynsbegäran.docx
@@ -537,7 +537,7 @@
     <w:r>
       <w:tab/>
       <w:tab/>
-      <w:t>2025-03-25</w:t>
+      <w:t>2025-03-26</w:t>
       <w:br/>
       <w:br/>
     </w:r>

--- a/tillsyn/A 2215-2025 tillsynsbegäran.docx
+++ b/tillsyn/A 2215-2025 tillsynsbegäran.docx
@@ -537,7 +537,7 @@
     <w:r>
       <w:tab/>
       <w:tab/>
-      <w:t>2025-03-26</w:t>
+      <w:t>2025-03-27</w:t>
       <w:br/>
       <w:br/>
     </w:r>

--- a/tillsyn/A 2215-2025 tillsynsbegäran.docx
+++ b/tillsyn/A 2215-2025 tillsynsbegäran.docx
@@ -537,7 +537,7 @@
     <w:r>
       <w:tab/>
       <w:tab/>
-      <w:t>2025-03-27</w:t>
+      <w:t>2025-03-28</w:t>
       <w:br/>
       <w:br/>
     </w:r>

--- a/tillsyn/A 2215-2025 tillsynsbegäran.docx
+++ b/tillsyn/A 2215-2025 tillsynsbegäran.docx
@@ -537,7 +537,7 @@
     <w:r>
       <w:tab/>
       <w:tab/>
-      <w:t>2025-04-02</w:t>
+      <w:t>2025-04-03</w:t>
       <w:br/>
       <w:br/>
     </w:r>

--- a/tillsyn/A 2215-2025 tillsynsbegäran.docx
+++ b/tillsyn/A 2215-2025 tillsynsbegäran.docx
@@ -537,7 +537,7 @@
     <w:r>
       <w:tab/>
       <w:tab/>
-      <w:t>2025-04-03</w:t>
+      <w:t>2025-04-05</w:t>
       <w:br/>
       <w:br/>
     </w:r>

--- a/tillsyn/A 2215-2025 tillsynsbegäran.docx
+++ b/tillsyn/A 2215-2025 tillsynsbegäran.docx
@@ -537,7 +537,7 @@
     <w:r>
       <w:tab/>
       <w:tab/>
-      <w:t>2025-04-05</w:t>
+      <w:t>2025-04-06</w:t>
       <w:br/>
       <w:br/>
     </w:r>

--- a/tillsyn/A 2215-2025 tillsynsbegäran.docx
+++ b/tillsyn/A 2215-2025 tillsynsbegäran.docx
@@ -537,7 +537,7 @@
     <w:r>
       <w:tab/>
       <w:tab/>
-      <w:t>2025-04-06</w:t>
+      <w:t>2025-04-07</w:t>
       <w:br/>
       <w:br/>
     </w:r>

--- a/tillsyn/A 2215-2025 tillsynsbegäran.docx
+++ b/tillsyn/A 2215-2025 tillsynsbegäran.docx
@@ -537,7 +537,7 @@
     <w:r>
       <w:tab/>
       <w:tab/>
-      <w:t>2025-04-07</w:t>
+      <w:t>2025-04-08</w:t>
       <w:br/>
       <w:br/>
     </w:r>

--- a/tillsyn/A 2215-2025 tillsynsbegäran.docx
+++ b/tillsyn/A 2215-2025 tillsynsbegäran.docx
@@ -537,7 +537,7 @@
     <w:r>
       <w:tab/>
       <w:tab/>
-      <w:t>2025-04-08</w:t>
+      <w:t>2025-04-09</w:t>
       <w:br/>
       <w:br/>
     </w:r>

--- a/tillsyn/A 2215-2025 tillsynsbegäran.docx
+++ b/tillsyn/A 2215-2025 tillsynsbegäran.docx
@@ -88,6 +88,39 @@
       </w:pPr>
       <w:r>
         <w:t>Figur 1. Fyndplatser för naturvårdsarter i det avverkningsanmälda området (röd linje). Markörer utan svart kant är placerade på fyndplatsen. Markörer med svart kant är placerade vid sidan av fyndplatsen och har ett svart streck som visar fyndplatsens exakta position. Kartans mittpunktskoordinat är N 6557082, E 697253 i SWEREF 99 TM.</w:t>
+      </w:r>
+    </w:p>
+    <w:p>
+      <w:r>
+        <w:rPr>
+          <w:b/>
+        </w:rPr>
+        <w:t>Stubbspretmossa</w:t>
+      </w:r>
+      <w:r>
+        <w:t xml:space="preserve"> växer på ved i rika löv- och barrskogar med relativt hög luftfuktighet och indikerar fuktiga skogsmiljöer med gott om murken ved och ofta höga naturvärden (SLU Artdatabanken, 2024).</w:t>
+      </w:r>
+    </w:p>
+    <w:p>
+      <w:r>
+        <w:rPr>
+          <w:b/>
+        </w:rPr>
+        <w:t>Sårläka</w:t>
+      </w:r>
+      <w:r>
+        <w:t xml:space="preserve"> växer på mullrik mark i skuggiga eller halvskuggiga lövskogar och lundar men också i örtrika kalkbarrskogar. Arten ingår i en exklusiv lundflora som bara uppträder i de allra rikaste kalkbarrskogarna söder om den biologiska norrlandsgränsen. I ädellövskogar och lundar är den också knuten till områden med en mycket rik mångfald av naturvårdsarter. Sårläka är värdväxt för den rödlistade fjärilen sårläkeplattmal (NT) (SLU Artdatabanken, 2024; Nitare &amp; Skogsstyrelsen, 2019).</w:t>
+      </w:r>
+    </w:p>
+    <w:p>
+      <w:r>
+        <w:rPr>
+          <w:b/>
+        </w:rPr>
+        <w:t xml:space="preserve">Tallticka (NT) </w:t>
+      </w:r>
+      <w:r>
+        <w:t>uppträder först på tallar som är 100–150 år gamla men är vanligast på träd som är runt 150–200 år eller äldre. I skogslandskapet är den främst knuten till tallnaturskogar och restbiotoper med biologiskt gamla träd och signalerar vanligtvis skyddsvärda tallbestånd med höga naturvärden (SLU Artdatabanken, 2023; Nitare &amp; Skogsstyrelsen, 2019).</w:t>
       </w:r>
     </w:p>
     <w:p>
@@ -310,7 +343,7 @@
         <w:t xml:space="preserve">Level and pattern of overstory retention interact to shape long-term responses of understories to timber harvest. </w:t>
       </w:r>
       <w:r>
-        <w:t xml:space="preserve">Ecological Applications, 22, 2049–2064 </w:t>
+        <w:t>Ecological Applications, 22, 2049–2064</w:t>
       </w:r>
     </w:p>
     <w:p>
@@ -537,7 +570,7 @@
     <w:r>
       <w:tab/>
       <w:tab/>
-      <w:t>2025-04-09</w:t>
+      <w:t>2025-04-10</w:t>
       <w:br/>
       <w:br/>
     </w:r>

--- a/tillsyn/A 2215-2025 tillsynsbegäran.docx
+++ b/tillsyn/A 2215-2025 tillsynsbegäran.docx
@@ -570,7 +570,7 @@
     <w:r>
       <w:tab/>
       <w:tab/>
-      <w:t>2025-04-10</w:t>
+      <w:t>2025-04-11</w:t>
       <w:br/>
       <w:br/>
     </w:r>

--- a/tillsyn/A 2215-2025 tillsynsbegäran.docx
+++ b/tillsyn/A 2215-2025 tillsynsbegäran.docx
@@ -570,7 +570,7 @@
     <w:r>
       <w:tab/>
       <w:tab/>
-      <w:t>2025-04-11</w:t>
+      <w:t>2025-04-12</w:t>
       <w:br/>
       <w:br/>
     </w:r>

--- a/tillsyn/A 2215-2025 tillsynsbegäran.docx
+++ b/tillsyn/A 2215-2025 tillsynsbegäran.docx
@@ -570,7 +570,7 @@
     <w:r>
       <w:tab/>
       <w:tab/>
-      <w:t>2025-04-12</w:t>
+      <w:t>2025-04-13</w:t>
       <w:br/>
       <w:br/>
     </w:r>

--- a/tillsyn/A 2215-2025 tillsynsbegäran.docx
+++ b/tillsyn/A 2215-2025 tillsynsbegäran.docx
@@ -570,7 +570,7 @@
     <w:r>
       <w:tab/>
       <w:tab/>
-      <w:t>2025-04-13</w:t>
+      <w:t>2025-04-14</w:t>
       <w:br/>
       <w:br/>
     </w:r>

--- a/tillsyn/A 2215-2025 tillsynsbegäran.docx
+++ b/tillsyn/A 2215-2025 tillsynsbegäran.docx
@@ -570,7 +570,7 @@
     <w:r>
       <w:tab/>
       <w:tab/>
-      <w:t>2025-04-14</w:t>
+      <w:t>2025-04-15</w:t>
       <w:br/>
       <w:br/>
     </w:r>

--- a/tillsyn/A 2215-2025 tillsynsbegäran.docx
+++ b/tillsyn/A 2215-2025 tillsynsbegäran.docx
@@ -570,7 +570,7 @@
     <w:r>
       <w:tab/>
       <w:tab/>
-      <w:t>2025-04-15</w:t>
+      <w:t>2025-04-16</w:t>
       <w:br/>
       <w:br/>
     </w:r>

--- a/tillsyn/A 2215-2025 tillsynsbegäran.docx
+++ b/tillsyn/A 2215-2025 tillsynsbegäran.docx
@@ -570,7 +570,7 @@
     <w:r>
       <w:tab/>
       <w:tab/>
-      <w:t>2025-04-16</w:t>
+      <w:t>2025-04-17</w:t>
       <w:br/>
       <w:br/>
     </w:r>

--- a/tillsyn/A 2215-2025 tillsynsbegäran.docx
+++ b/tillsyn/A 2215-2025 tillsynsbegäran.docx
@@ -570,7 +570,7 @@
     <w:r>
       <w:tab/>
       <w:tab/>
-      <w:t>2025-04-17</w:t>
+      <w:t>2025-04-18</w:t>
       <w:br/>
       <w:br/>
     </w:r>

--- a/tillsyn/A 2215-2025 tillsynsbegäran.docx
+++ b/tillsyn/A 2215-2025 tillsynsbegäran.docx
@@ -570,7 +570,7 @@
     <w:r>
       <w:tab/>
       <w:tab/>
-      <w:t>2025-04-18</w:t>
+      <w:t>2025-04-19</w:t>
       <w:br/>
       <w:br/>
     </w:r>

--- a/tillsyn/A 2215-2025 tillsynsbegäran.docx
+++ b/tillsyn/A 2215-2025 tillsynsbegäran.docx
@@ -603,7 +603,7 @@
     <w:r>
       <w:tab/>
       <w:tab/>
-      <w:t>2025-05-03</w:t>
+      <w:t>2025-05-04</w:t>
       <w:br/>
       <w:br/>
     </w:r>

--- a/tillsyn/A 2215-2025 tillsynsbegäran.docx
+++ b/tillsyn/A 2215-2025 tillsynsbegäran.docx
@@ -603,7 +603,7 @@
     <w:r>
       <w:tab/>
       <w:tab/>
-      <w:t>2025-05-04</w:t>
+      <w:t>2025-05-06</w:t>
       <w:br/>
       <w:br/>
     </w:r>

--- a/tillsyn/A 2215-2025 tillsynsbegäran.docx
+++ b/tillsyn/A 2215-2025 tillsynsbegäran.docx
@@ -603,7 +603,7 @@
     <w:r>
       <w:tab/>
       <w:tab/>
-      <w:t>2025-05-06</w:t>
+      <w:t>2025-05-07</w:t>
       <w:br/>
       <w:br/>
     </w:r>

--- a/tillsyn/A 2215-2025 tillsynsbegäran.docx
+++ b/tillsyn/A 2215-2025 tillsynsbegäran.docx
@@ -603,7 +603,7 @@
     <w:r>
       <w:tab/>
       <w:tab/>
-      <w:t>2025-05-07</w:t>
+      <w:t>2025-05-08</w:t>
       <w:br/>
       <w:br/>
     </w:r>

--- a/tillsyn/A 2215-2025 tillsynsbegäran.docx
+++ b/tillsyn/A 2215-2025 tillsynsbegäran.docx
@@ -603,7 +603,7 @@
     <w:r>
       <w:tab/>
       <w:tab/>
-      <w:t>2025-05-08</w:t>
+      <w:t>2025-05-09</w:t>
       <w:br/>
       <w:br/>
     </w:r>

--- a/tillsyn/A 2215-2025 tillsynsbegäran.docx
+++ b/tillsyn/A 2215-2025 tillsynsbegäran.docx
@@ -603,7 +603,7 @@
     <w:r>
       <w:tab/>
       <w:tab/>
-      <w:t>2025-05-09</w:t>
+      <w:t>2025-05-10</w:t>
       <w:br/>
       <w:br/>
     </w:r>

--- a/tillsyn/A 2215-2025 tillsynsbegäran.docx
+++ b/tillsyn/A 2215-2025 tillsynsbegäran.docx
@@ -603,7 +603,7 @@
     <w:r>
       <w:tab/>
       <w:tab/>
-      <w:t>2025-05-10</w:t>
+      <w:t>2025-05-11</w:t>
       <w:br/>
       <w:br/>
     </w:r>

--- a/tillsyn/A 2215-2025 tillsynsbegäran.docx
+++ b/tillsyn/A 2215-2025 tillsynsbegäran.docx
@@ -603,7 +603,7 @@
     <w:r>
       <w:tab/>
       <w:tab/>
-      <w:t>2025-05-11</w:t>
+      <w:t>2025-05-12</w:t>
       <w:br/>
       <w:br/>
     </w:r>

--- a/tillsyn/A 2215-2025 tillsynsbegäran.docx
+++ b/tillsyn/A 2215-2025 tillsynsbegäran.docx
@@ -603,7 +603,7 @@
     <w:r>
       <w:tab/>
       <w:tab/>
-      <w:t>2025-05-12</w:t>
+      <w:t>2025-05-13</w:t>
       <w:br/>
       <w:br/>
     </w:r>

--- a/tillsyn/A 2215-2025 tillsynsbegäran.docx
+++ b/tillsyn/A 2215-2025 tillsynsbegäran.docx
@@ -603,7 +603,7 @@
     <w:r>
       <w:tab/>
       <w:tab/>
-      <w:t>2025-05-13</w:t>
+      <w:t>2025-05-14</w:t>
       <w:br/>
       <w:br/>
     </w:r>

--- a/tillsyn/A 2215-2025 tillsynsbegäran.docx
+++ b/tillsyn/A 2215-2025 tillsynsbegäran.docx
@@ -603,7 +603,7 @@
     <w:r>
       <w:tab/>
       <w:tab/>
-      <w:t>2025-05-14</w:t>
+      <w:t>2025-05-15</w:t>
       <w:br/>
       <w:br/>
     </w:r>

--- a/tillsyn/A 2215-2025 tillsynsbegäran.docx
+++ b/tillsyn/A 2215-2025 tillsynsbegäran.docx
@@ -603,7 +603,7 @@
     <w:r>
       <w:tab/>
       <w:tab/>
-      <w:t>2025-05-15</w:t>
+      <w:t>2025-05-16</w:t>
       <w:br/>
       <w:br/>
     </w:r>

--- a/tillsyn/A 2215-2025 tillsynsbegäran.docx
+++ b/tillsyn/A 2215-2025 tillsynsbegäran.docx
@@ -603,7 +603,7 @@
     <w:r>
       <w:tab/>
       <w:tab/>
-      <w:t>2025-05-16</w:t>
+      <w:t>2025-05-17</w:t>
       <w:br/>
       <w:br/>
     </w:r>

--- a/tillsyn/A 2215-2025 tillsynsbegäran.docx
+++ b/tillsyn/A 2215-2025 tillsynsbegäran.docx
@@ -603,7 +603,7 @@
     <w:r>
       <w:tab/>
       <w:tab/>
-      <w:t>2025-05-17</w:t>
+      <w:t>2025-05-18</w:t>
       <w:br/>
       <w:br/>
     </w:r>

--- a/tillsyn/A 2215-2025 tillsynsbegäran.docx
+++ b/tillsyn/A 2215-2025 tillsynsbegäran.docx
@@ -603,7 +603,7 @@
     <w:r>
       <w:tab/>
       <w:tab/>
-      <w:t>2025-05-18</w:t>
+      <w:t>2025-05-19</w:t>
       <w:br/>
       <w:br/>
     </w:r>

--- a/tillsyn/A 2215-2025 tillsynsbegäran.docx
+++ b/tillsyn/A 2215-2025 tillsynsbegäran.docx
@@ -603,7 +603,7 @@
     <w:r>
       <w:tab/>
       <w:tab/>
-      <w:t>2025-05-19</w:t>
+      <w:t>2025-05-20</w:t>
       <w:br/>
       <w:br/>
     </w:r>

--- a/tillsyn/A 2215-2025 tillsynsbegäran.docx
+++ b/tillsyn/A 2215-2025 tillsynsbegäran.docx
@@ -603,7 +603,7 @@
     <w:r>
       <w:tab/>
       <w:tab/>
-      <w:t>2025-05-20</w:t>
+      <w:t>2025-05-21</w:t>
       <w:br/>
       <w:br/>
     </w:r>

--- a/tillsyn/A 2215-2025 tillsynsbegäran.docx
+++ b/tillsyn/A 2215-2025 tillsynsbegäran.docx
@@ -603,7 +603,7 @@
     <w:r>
       <w:tab/>
       <w:tab/>
-      <w:t>2025-05-21</w:t>
+      <w:t>2025-05-22</w:t>
       <w:br/>
       <w:br/>
     </w:r>

--- a/tillsyn/A 2215-2025 tillsynsbegäran.docx
+++ b/tillsyn/A 2215-2025 tillsynsbegäran.docx
@@ -603,7 +603,7 @@
     <w:r>
       <w:tab/>
       <w:tab/>
-      <w:t>2025-05-22</w:t>
+      <w:t>2025-05-23</w:t>
       <w:br/>
       <w:br/>
     </w:r>

--- a/tillsyn/A 2215-2025 tillsynsbegäran.docx
+++ b/tillsyn/A 2215-2025 tillsynsbegäran.docx
@@ -603,7 +603,7 @@
     <w:r>
       <w:tab/>
       <w:tab/>
-      <w:t>2025-05-23</w:t>
+      <w:t>2025-05-24</w:t>
       <w:br/>
       <w:br/>
     </w:r>

--- a/tillsyn/A 2215-2025 tillsynsbegäran.docx
+++ b/tillsyn/A 2215-2025 tillsynsbegäran.docx
@@ -603,7 +603,7 @@
     <w:r>
       <w:tab/>
       <w:tab/>
-      <w:t>2025-05-24</w:t>
+      <w:t>2025-05-25</w:t>
       <w:br/>
       <w:br/>
     </w:r>

--- a/tillsyn/A 2215-2025 tillsynsbegäran.docx
+++ b/tillsyn/A 2215-2025 tillsynsbegäran.docx
@@ -603,7 +603,7 @@
     <w:r>
       <w:tab/>
       <w:tab/>
-      <w:t>2025-05-25</w:t>
+      <w:t>2025-05-26</w:t>
       <w:br/>
       <w:br/>
     </w:r>

--- a/tillsyn/A 2215-2025 tillsynsbegäran.docx
+++ b/tillsyn/A 2215-2025 tillsynsbegäran.docx
@@ -603,7 +603,7 @@
     <w:r>
       <w:tab/>
       <w:tab/>
-      <w:t>2025-05-26</w:t>
+      <w:t>2025-05-27</w:t>
       <w:br/>
       <w:br/>
     </w:r>

--- a/tillsyn/A 2215-2025 tillsynsbegäran.docx
+++ b/tillsyn/A 2215-2025 tillsynsbegäran.docx
@@ -88,6 +88,17 @@
       </w:pPr>
       <w:r>
         <w:t>Figur 1. Fyndplatser för naturvårdsarter i det avverkningsanmälda området (röd linje). Markörer utan svart kant är placerade på fyndplatsen. Markörer med svart kant är placerade vid sidan av fyndplatsen och har ett svart streck som visar fyndplatsens exakta position. Kartans mittpunktskoordinat är N 6557082, E 697253 i SWEREF 99 TM.</w:t>
+      </w:r>
+    </w:p>
+    <w:p>
+      <w:r>
+        <w:rPr>
+          <w:b/>
+        </w:rPr>
+        <w:t xml:space="preserve">Blåmossa </w:t>
+      </w:r>
+      <w:r>
+        <w:t>har karaktäristiska kuddar som är lätta att se på långt håll. Mycket stora kuddar, större än 0,5 meter i höjd, indikerar höga naturvärden där skogen har en lång period av orördhet oh stabila miljöförhållanden. Mossan växer under gynnsamma omständigheter cirka 1 centimeter per år och stora kuddar kan därför indirekt visa att lokalen varit lämplig under en lång tid (Nitare &amp; Skogsstyrelsen, 2019).</w:t>
       </w:r>
     </w:p>
     <w:p>
@@ -603,7 +614,7 @@
     <w:r>
       <w:tab/>
       <w:tab/>
-      <w:t>2025-05-27</w:t>
+      <w:t>2025-05-30</w:t>
       <w:br/>
       <w:br/>
     </w:r>

--- a/tillsyn/A 2215-2025 tillsynsbegäran.docx
+++ b/tillsyn/A 2215-2025 tillsynsbegäran.docx
@@ -614,7 +614,7 @@
     <w:r>
       <w:tab/>
       <w:tab/>
-      <w:t>2025-05-30</w:t>
+      <w:t>2025-06-01</w:t>
       <w:br/>
       <w:br/>
     </w:r>

--- a/tillsyn/A 2215-2025 tillsynsbegäran.docx
+++ b/tillsyn/A 2215-2025 tillsynsbegäran.docx
@@ -614,7 +614,7 @@
     <w:r>
       <w:tab/>
       <w:tab/>
-      <w:t>2025-06-01</w:t>
+      <w:t>2025-06-02</w:t>
       <w:br/>
       <w:br/>
     </w:r>

--- a/tillsyn/A 2215-2025 tillsynsbegäran.docx
+++ b/tillsyn/A 2215-2025 tillsynsbegäran.docx
@@ -614,7 +614,7 @@
     <w:r>
       <w:tab/>
       <w:tab/>
-      <w:t>2025-06-02</w:t>
+      <w:t>2025-06-03</w:t>
       <w:br/>
       <w:br/>
     </w:r>

--- a/tillsyn/A 2215-2025 tillsynsbegäran.docx
+++ b/tillsyn/A 2215-2025 tillsynsbegäran.docx
@@ -614,7 +614,7 @@
     <w:r>
       <w:tab/>
       <w:tab/>
-      <w:t>2025-06-03</w:t>
+      <w:t>2025-06-04</w:t>
       <w:br/>
       <w:br/>
     </w:r>

--- a/tillsyn/A 2215-2025 tillsynsbegäran.docx
+++ b/tillsyn/A 2215-2025 tillsynsbegäran.docx
@@ -614,7 +614,7 @@
     <w:r>
       <w:tab/>
       <w:tab/>
-      <w:t>2025-06-04</w:t>
+      <w:t>2025-06-05</w:t>
       <w:br/>
       <w:br/>
     </w:r>

--- a/tillsyn/A 2215-2025 tillsynsbegäran.docx
+++ b/tillsyn/A 2215-2025 tillsynsbegäran.docx
@@ -614,7 +614,7 @@
     <w:r>
       <w:tab/>
       <w:tab/>
-      <w:t>2025-06-05</w:t>
+      <w:t>2025-06-13</w:t>
       <w:br/>
       <w:br/>
     </w:r>

--- a/tillsyn/A 2215-2025 tillsynsbegäran.docx
+++ b/tillsyn/A 2215-2025 tillsynsbegäran.docx
@@ -614,7 +614,7 @@
     <w:r>
       <w:tab/>
       <w:tab/>
-      <w:t>2025-06-13</w:t>
+      <w:t>2025-06-15</w:t>
       <w:br/>
       <w:br/>
     </w:r>

--- a/tillsyn/A 2215-2025 tillsynsbegäran.docx
+++ b/tillsyn/A 2215-2025 tillsynsbegäran.docx
@@ -614,7 +614,7 @@
     <w:r>
       <w:tab/>
       <w:tab/>
-      <w:t>2025-06-15</w:t>
+      <w:t>2025-06-16</w:t>
       <w:br/>
       <w:br/>
     </w:r>

--- a/tillsyn/A 2215-2025 tillsynsbegäran.docx
+++ b/tillsyn/A 2215-2025 tillsynsbegäran.docx
@@ -614,7 +614,7 @@
     <w:r>
       <w:tab/>
       <w:tab/>
-      <w:t>2025-06-16</w:t>
+      <w:t>2025-06-17</w:t>
       <w:br/>
       <w:br/>
     </w:r>

--- a/tillsyn/A 2215-2025 tillsynsbegäran.docx
+++ b/tillsyn/A 2215-2025 tillsynsbegäran.docx
@@ -614,7 +614,7 @@
     <w:r>
       <w:tab/>
       <w:tab/>
-      <w:t>2025-06-17</w:t>
+      <w:t>2025-06-18</w:t>
       <w:br/>
       <w:br/>
     </w:r>

--- a/tillsyn/A 2215-2025 tillsynsbegäran.docx
+++ b/tillsyn/A 2215-2025 tillsynsbegäran.docx
@@ -614,7 +614,7 @@
     <w:r>
       <w:tab/>
       <w:tab/>
-      <w:t>2025-06-18</w:t>
+      <w:t>2025-06-19</w:t>
       <w:br/>
       <w:br/>
     </w:r>

--- a/tillsyn/A 2215-2025 tillsynsbegäran.docx
+++ b/tillsyn/A 2215-2025 tillsynsbegäran.docx
@@ -614,7 +614,7 @@
     <w:r>
       <w:tab/>
       <w:tab/>
-      <w:t>2025-06-19</w:t>
+      <w:t>2025-06-20</w:t>
       <w:br/>
       <w:br/>
     </w:r>

--- a/tillsyn/A 2215-2025 tillsynsbegäran.docx
+++ b/tillsyn/A 2215-2025 tillsynsbegäran.docx
@@ -614,7 +614,7 @@
     <w:r>
       <w:tab/>
       <w:tab/>
-      <w:t>2025-06-20</w:t>
+      <w:t>2025-06-21</w:t>
       <w:br/>
       <w:br/>
     </w:r>

--- a/tillsyn/A 2215-2025 tillsynsbegäran.docx
+++ b/tillsyn/A 2215-2025 tillsynsbegäran.docx
@@ -614,7 +614,7 @@
     <w:r>
       <w:tab/>
       <w:tab/>
-      <w:t>2025-06-21</w:t>
+      <w:t>2025-06-22</w:t>
       <w:br/>
       <w:br/>
     </w:r>

--- a/tillsyn/A 2215-2025 tillsynsbegäran.docx
+++ b/tillsyn/A 2215-2025 tillsynsbegäran.docx
@@ -614,7 +614,7 @@
     <w:r>
       <w:tab/>
       <w:tab/>
-      <w:t>2025-06-22</w:t>
+      <w:t>2025-06-23</w:t>
       <w:br/>
       <w:br/>
     </w:r>

--- a/tillsyn/A 2215-2025 tillsynsbegäran.docx
+++ b/tillsyn/A 2215-2025 tillsynsbegäran.docx
@@ -614,7 +614,7 @@
     <w:r>
       <w:tab/>
       <w:tab/>
-      <w:t>2025-06-23</w:t>
+      <w:t>2025-06-24</w:t>
       <w:br/>
       <w:br/>
     </w:r>

--- a/tillsyn/A 2215-2025 tillsynsbegäran.docx
+++ b/tillsyn/A 2215-2025 tillsynsbegäran.docx
@@ -614,7 +614,7 @@
     <w:r>
       <w:tab/>
       <w:tab/>
-      <w:t>2025-06-24</w:t>
+      <w:t>2025-06-25</w:t>
       <w:br/>
       <w:br/>
     </w:r>

--- a/tillsyn/A 2215-2025 tillsynsbegäran.docx
+++ b/tillsyn/A 2215-2025 tillsynsbegäran.docx
@@ -614,7 +614,7 @@
     <w:r>
       <w:tab/>
       <w:tab/>
-      <w:t>2025-06-25</w:t>
+      <w:t>2025-06-26</w:t>
       <w:br/>
       <w:br/>
     </w:r>

--- a/tillsyn/A 2215-2025 tillsynsbegäran.docx
+++ b/tillsyn/A 2215-2025 tillsynsbegäran.docx
@@ -614,7 +614,7 @@
     <w:r>
       <w:tab/>
       <w:tab/>
-      <w:t>2025-06-26</w:t>
+      <w:t>2025-06-27</w:t>
       <w:br/>
       <w:br/>
     </w:r>

--- a/tillsyn/A 2215-2025 tillsynsbegäran.docx
+++ b/tillsyn/A 2215-2025 tillsynsbegäran.docx
@@ -614,7 +614,7 @@
     <w:r>
       <w:tab/>
       <w:tab/>
-      <w:t>2025-06-27</w:t>
+      <w:t>2025-06-28</w:t>
       <w:br/>
       <w:br/>
     </w:r>

--- a/tillsyn/A 2215-2025 tillsynsbegäran.docx
+++ b/tillsyn/A 2215-2025 tillsynsbegäran.docx
@@ -614,7 +614,7 @@
     <w:r>
       <w:tab/>
       <w:tab/>
-      <w:t>2025-06-28</w:t>
+      <w:t>2025-06-29</w:t>
       <w:br/>
       <w:br/>
     </w:r>

--- a/tillsyn/A 2215-2025 tillsynsbegäran.docx
+++ b/tillsyn/A 2215-2025 tillsynsbegäran.docx
@@ -614,7 +614,7 @@
     <w:r>
       <w:tab/>
       <w:tab/>
-      <w:t>2025-06-29</w:t>
+      <w:t>2025-06-30</w:t>
       <w:br/>
       <w:br/>
     </w:r>

--- a/tillsyn/A 2215-2025 tillsynsbegäran.docx
+++ b/tillsyn/A 2215-2025 tillsynsbegäran.docx
@@ -614,7 +614,7 @@
     <w:r>
       <w:tab/>
       <w:tab/>
-      <w:t>2025-06-30</w:t>
+      <w:t>2025-07-01</w:t>
       <w:br/>
       <w:br/>
     </w:r>

--- a/tillsyn/A 2215-2025 tillsynsbegäran.docx
+++ b/tillsyn/A 2215-2025 tillsynsbegäran.docx
@@ -614,7 +614,7 @@
     <w:r>
       <w:tab/>
       <w:tab/>
-      <w:t>2025-07-01</w:t>
+      <w:t>2025-07-02</w:t>
       <w:br/>
       <w:br/>
     </w:r>

--- a/tillsyn/A 2215-2025 tillsynsbegäran.docx
+++ b/tillsyn/A 2215-2025 tillsynsbegäran.docx
@@ -614,7 +614,7 @@
     <w:r>
       <w:tab/>
       <w:tab/>
-      <w:t>2025-07-02</w:t>
+      <w:t>2025-07-03</w:t>
       <w:br/>
       <w:br/>
     </w:r>

--- a/tillsyn/A 2215-2025 tillsynsbegäran.docx
+++ b/tillsyn/A 2215-2025 tillsynsbegäran.docx
@@ -614,7 +614,7 @@
     <w:r>
       <w:tab/>
       <w:tab/>
-      <w:t>2025-07-03</w:t>
+      <w:t>2025-07-04</w:t>
       <w:br/>
       <w:br/>
     </w:r>

--- a/tillsyn/A 2215-2025 tillsynsbegäran.docx
+++ b/tillsyn/A 2215-2025 tillsynsbegäran.docx
@@ -614,7 +614,7 @@
     <w:r>
       <w:tab/>
       <w:tab/>
-      <w:t>2025-07-04</w:t>
+      <w:t>2025-07-05</w:t>
       <w:br/>
       <w:br/>
     </w:r>

--- a/tillsyn/A 2215-2025 tillsynsbegäran.docx
+++ b/tillsyn/A 2215-2025 tillsynsbegäran.docx
@@ -614,7 +614,7 @@
     <w:r>
       <w:tab/>
       <w:tab/>
-      <w:t>2025-07-05</w:t>
+      <w:t>2025-07-06</w:t>
       <w:br/>
       <w:br/>
     </w:r>

--- a/tillsyn/A 2215-2025 tillsynsbegäran.docx
+++ b/tillsyn/A 2215-2025 tillsynsbegäran.docx
@@ -614,7 +614,7 @@
     <w:r>
       <w:tab/>
       <w:tab/>
-      <w:t>2025-07-06</w:t>
+      <w:t>2025-07-07</w:t>
       <w:br/>
       <w:br/>
     </w:r>

--- a/tillsyn/A 2215-2025 tillsynsbegäran.docx
+++ b/tillsyn/A 2215-2025 tillsynsbegäran.docx
@@ -614,7 +614,7 @@
     <w:r>
       <w:tab/>
       <w:tab/>
-      <w:t>2025-07-07</w:t>
+      <w:t>2025-07-08</w:t>
       <w:br/>
       <w:br/>
     </w:r>

--- a/tillsyn/A 2215-2025 tillsynsbegäran.docx
+++ b/tillsyn/A 2215-2025 tillsynsbegäran.docx
@@ -614,7 +614,7 @@
     <w:r>
       <w:tab/>
       <w:tab/>
-      <w:t>2025-07-08</w:t>
+      <w:t>2025-07-09</w:t>
       <w:br/>
       <w:br/>
     </w:r>

--- a/tillsyn/A 2215-2025 tillsynsbegäran.docx
+++ b/tillsyn/A 2215-2025 tillsynsbegäran.docx
@@ -614,7 +614,7 @@
     <w:r>
       <w:tab/>
       <w:tab/>
-      <w:t>2025-07-09</w:t>
+      <w:t>2025-07-11</w:t>
       <w:br/>
       <w:br/>
     </w:r>

--- a/tillsyn/A 2215-2025 tillsynsbegäran.docx
+++ b/tillsyn/A 2215-2025 tillsynsbegäran.docx
@@ -614,7 +614,7 @@
     <w:r>
       <w:tab/>
       <w:tab/>
-      <w:t>2025-07-11</w:t>
+      <w:t>2025-07-12</w:t>
       <w:br/>
       <w:br/>
     </w:r>

--- a/tillsyn/A 2215-2025 tillsynsbegäran.docx
+++ b/tillsyn/A 2215-2025 tillsynsbegäran.docx
@@ -614,7 +614,7 @@
     <w:r>
       <w:tab/>
       <w:tab/>
-      <w:t>2025-07-12</w:t>
+      <w:t>2025-07-13</w:t>
       <w:br/>
       <w:br/>
     </w:r>

--- a/tillsyn/A 2215-2025 tillsynsbegäran.docx
+++ b/tillsyn/A 2215-2025 tillsynsbegäran.docx
@@ -614,7 +614,7 @@
     <w:r>
       <w:tab/>
       <w:tab/>
-      <w:t>2025-07-13</w:t>
+      <w:t>2025-07-14</w:t>
       <w:br/>
       <w:br/>
     </w:r>

--- a/tillsyn/A 2215-2025 tillsynsbegäran.docx
+++ b/tillsyn/A 2215-2025 tillsynsbegäran.docx
@@ -652,7 +652,7 @@
     <w:r>
       <w:tab/>
       <w:tab/>
-      <w:t>2025-08-06</w:t>
+      <w:t>2025-08-09</w:t>
       <w:br/>
       <w:br/>
     </w:r>
